--- a/semana08-Control-Compras/semana-08-control-compras/EVIDENCIAS/Evidencias_Control_Compras_DavidCalel.docx
+++ b/semana08-Control-Compras/semana-08-control-compras/EVIDENCIAS/Evidencias_Control_Compras_DavidCalel.docx
@@ -529,13 +529,26 @@
     <w:p>
       <w:pPr>
         <w:spacing w:after="0" w:line="480" w:lineRule="auto"/>
-        <w:rPr>
-          <w:rFonts w:ascii="Times New Roman" w:eastAsia="MS Mincho" w:hAnsi="Times New Roman" w:cs="Times New Roman"/>
-          <w:kern w:val="0"/>
-          <w:lang w:val="es-ES"/>
-          <w14:ligatures w14:val="none"/>
-        </w:rPr>
-      </w:pPr>
+        <w:jc w:val="center"/>
+        <w:rPr>
+          <w:rFonts w:ascii="Times New Roman" w:eastAsia="MS Mincho" w:hAnsi="Times New Roman" w:cs="Times New Roman"/>
+          <w:kern w:val="0"/>
+          <w:lang w:val="es-ES"/>
+          <w14:ligatures w14:val="none"/>
+        </w:rPr>
+      </w:pPr>
+      <w:hyperlink r:id="rId6" w:history="1">
+        <w:r>
+          <w:rPr>
+            <w:rStyle w:val="Hipervnculo"/>
+            <w:rFonts w:ascii="Times New Roman" w:eastAsia="MS Mincho" w:hAnsi="Times New Roman" w:cs="Times New Roman"/>
+            <w:kern w:val="0"/>
+            <w:lang w:val="es-ES"/>
+            <w14:ligatures w14:val="none"/>
+          </w:rPr>
+          <w:t>https://github.com/Jdavidcalel/programacion_II/tree/main/semana08-Control-Compras/semana-08-control-compras</w:t>
+        </w:r>
+      </w:hyperlink>
     </w:p>
     <w:p>
       <w:pPr>
@@ -642,6 +655,7 @@
           <w:sz w:val="28"/>
           <w:szCs w:val="28"/>
         </w:rPr>
+        <w:lastRenderedPageBreak/>
         <w:t>ANÁLISIS PREVIO</w:t>
       </w:r>
     </w:p>
@@ -1088,7 +1102,7 @@
                     <pic:cNvPicPr/>
                   </pic:nvPicPr>
                   <pic:blipFill>
-                    <a:blip r:embed="rId6"/>
+                    <a:blip r:embed="rId7"/>
                     <a:stretch>
                       <a:fillRect/>
                     </a:stretch>
@@ -1272,7 +1286,7 @@
                     <pic:cNvPicPr/>
                   </pic:nvPicPr>
                   <pic:blipFill>
-                    <a:blip r:embed="rId7"/>
+                    <a:blip r:embed="rId8"/>
                     <a:stretch>
                       <a:fillRect/>
                     </a:stretch>
@@ -1370,7 +1384,7 @@
                     <pic:cNvPicPr/>
                   </pic:nvPicPr>
                   <pic:blipFill>
-                    <a:blip r:embed="rId8"/>
+                    <a:blip r:embed="rId9"/>
                     <a:stretch>
                       <a:fillRect/>
                     </a:stretch>
@@ -1415,7 +1429,7 @@
                     <pic:cNvPicPr/>
                   </pic:nvPicPr>
                   <pic:blipFill>
-                    <a:blip r:embed="rId9"/>
+                    <a:blip r:embed="rId10"/>
                     <a:stretch>
                       <a:fillRect/>
                     </a:stretch>
@@ -1549,7 +1563,7 @@
                     <pic:cNvPicPr/>
                   </pic:nvPicPr>
                   <pic:blipFill>
-                    <a:blip r:embed="rId10"/>
+                    <a:blip r:embed="rId11"/>
                     <a:stretch>
                       <a:fillRect/>
                     </a:stretch>
@@ -1649,7 +1663,7 @@
                     <pic:cNvPicPr/>
                   </pic:nvPicPr>
                   <pic:blipFill>
-                    <a:blip r:embed="rId11"/>
+                    <a:blip r:embed="rId12"/>
                     <a:stretch>
                       <a:fillRect/>
                     </a:stretch>
@@ -1750,7 +1764,7 @@
                     <pic:cNvPicPr/>
                   </pic:nvPicPr>
                   <pic:blipFill>
-                    <a:blip r:embed="rId12"/>
+                    <a:blip r:embed="rId13"/>
                     <a:stretch>
                       <a:fillRect/>
                     </a:stretch>
@@ -1849,7 +1863,7 @@
                     <pic:cNvPicPr/>
                   </pic:nvPicPr>
                   <pic:blipFill>
-                    <a:blip r:embed="rId13" cstate="print">
+                    <a:blip r:embed="rId14" cstate="print">
                       <a:extLst>
                         <a:ext uri="{28A0092B-C50C-407E-A947-70E740481C1C}">
                           <a14:useLocalDpi xmlns:a14="http://schemas.microsoft.com/office/drawing/2010/main" val="0"/>
@@ -1956,7 +1970,7 @@
                     <pic:cNvPicPr/>
                   </pic:nvPicPr>
                   <pic:blipFill>
-                    <a:blip r:embed="rId14"/>
+                    <a:blip r:embed="rId15"/>
                     <a:stretch>
                       <a:fillRect/>
                     </a:stretch>
@@ -2074,7 +2088,7 @@
                     <pic:cNvPicPr/>
                   </pic:nvPicPr>
                   <pic:blipFill>
-                    <a:blip r:embed="rId15"/>
+                    <a:blip r:embed="rId16"/>
                     <a:stretch>
                       <a:fillRect/>
                     </a:stretch>
@@ -2175,7 +2189,7 @@
                     <pic:cNvPicPr/>
                   </pic:nvPicPr>
                   <pic:blipFill>
-                    <a:blip r:embed="rId16"/>
+                    <a:blip r:embed="rId17"/>
                     <a:stretch>
                       <a:fillRect/>
                     </a:stretch>
@@ -4024,6 +4038,29 @@
       <w:spacing w:val="5"/>
     </w:rPr>
   </w:style>
+  <w:style w:type="character" w:styleId="Hipervnculo">
+    <w:name w:val="Hyperlink"/>
+    <w:basedOn w:val="Fuentedeprrafopredeter"/>
+    <w:uiPriority w:val="99"/>
+    <w:unhideWhenUsed/>
+    <w:rsid w:val="0092555B"/>
+    <w:rPr>
+      <w:color w:val="467886" w:themeColor="hyperlink"/>
+      <w:u w:val="single"/>
+    </w:rPr>
+  </w:style>
+  <w:style w:type="character" w:styleId="Mencinsinresolver">
+    <w:name w:val="Unresolved Mention"/>
+    <w:basedOn w:val="Fuentedeprrafopredeter"/>
+    <w:uiPriority w:val="99"/>
+    <w:semiHidden/>
+    <w:unhideWhenUsed/>
+    <w:rsid w:val="0092555B"/>
+    <w:rPr>
+      <w:color w:val="605E5C"/>
+      <w:shd w:val="clear" w:color="auto" w:fill="E1DFDD"/>
+    </w:rPr>
+  </w:style>
 </w:styles>
 </file>
 
